--- a/docs/publications/aan-training-program/AAN_Training_Program_Complete.docx
+++ b/docs/publications/aan-training-program/AAN_Training_Program_Complete.docx
@@ -20,7 +20,7 @@
           <w:color w:val="5A5A5A"/>
           <w:sz w:val="24"/>
         </w:rPr>
-        <w:t>Two-track curriculum over the 15-book Federal Application-Aware Networking series — compliance and implementation</w:t>
+        <w:t>Two-track curriculum over the 17-book Federal Application-Aware Networking series — compliance and implementation</w:t>
       </w:r>
     </w:p>
     <w:p>
@@ -167,13 +167,13 @@
           <w:b/>
           <w:sz w:val="22"/>
         </w:rPr>
-        <w:t>15-book corpus</w:t>
-      </w:r>
-      <w:r>
-        <w:rPr>
-          <w:sz w:val="22"/>
-        </w:rPr>
-        <w:t xml:space="preserve"> (Book 00 through Book 14) that documents a complete federal network modernization: landing zone and IPAM, network and telecommunications modernization, data-platform authentication, privileged access, vulnerability management, data protection, detection engineering, business continuity, supply-chain risk, program governance, and PII transparency. The books live in draft staging at </w:t>
+        <w:t>17-book corpus</w:t>
+      </w:r>
+      <w:r>
+        <w:rPr>
+          <w:sz w:val="22"/>
+        </w:rPr>
+        <w:t xml:space="preserve"> (Book 00 through Book 16) that documents a complete federal network modernization: landing zone and IPAM, network and telecommunications modernization, data-platform authentication, privileged access, vulnerability management, data protection, detection engineering, business continuity, supply-chain risk, program governance, PII transparency, cybersecurity training, and the authorization package / ConMon wrapper. The books live in draft staging at </w:t>
       </w:r>
       <w:r>
         <w:rPr>
@@ -251,7 +251,7 @@
           <w:color w:val="5A5A5A"/>
           <w:sz w:val="18"/>
         </w:rPr>
-        <w:t>Figure 1 — The program at a glance: 15 books produce artifacts, seven slot mappings bind them as evidence, and two tracks teach the corpus.</w:t>
+        <w:t>Figure 1 — The program at a glance: 17 books produce artifacts, eight slot mappings bind them as evidence, and two tracks teach the corpus.</w:t>
       </w:r>
     </w:p>
     <w:p>
@@ -422,7 +422,7 @@
               <w:rPr>
                 <w:sz w:val="18"/>
               </w:rPr>
-              <w:t>Can state, for each of the 15 books, which NIST SP 800-53 Rev 5 controls it closes, which FedRAMP 20x KSI category evaluates that closure, and how the evidence flows through the UIAO conformance pipeline</w:t>
+              <w:t>Can state, for each of the 17 books, which NIST SP 800-53 Rev 5 controls it closes, which FedRAMP 20x KSI category evaluates that closure, and how the evidence flows through the UIAO conformance pipeline</w:t>
             </w:r>
           </w:p>
         </w:tc>
@@ -664,7 +664,7 @@
         <w:rPr>
           <w:color w:val="0D1B2E"/>
         </w:rPr>
-        <w:t>The 15-book corpus</w:t>
+        <w:t>The 17-book corpus</w:t>
       </w:r>
     </w:p>
     <w:p>
@@ -1881,6 +1881,150 @@
           </w:p>
         </w:tc>
       </w:tr>
+      <w:tr>
+        <w:tc>
+          <w:tcPr>
+            <w:tcW w:type="dxa" w:w="1872"/>
+          </w:tcPr>
+          <w:p>
+            <w:r/>
+            <w:r>
+              <w:rPr>
+                <w:sz w:val="18"/>
+              </w:rPr>
+              <w:t>15</w:t>
+            </w:r>
+          </w:p>
+        </w:tc>
+        <w:tc>
+          <w:tcPr>
+            <w:tcW w:type="dxa" w:w="1872"/>
+          </w:tcPr>
+          <w:p>
+            <w:r/>
+            <w:r>
+              <w:rPr>
+                <w:sz w:val="18"/>
+              </w:rPr>
+              <w:t>Cybersecurity Training &amp; Awareness</w:t>
+            </w:r>
+          </w:p>
+        </w:tc>
+        <w:tc>
+          <w:tcPr>
+            <w:tcW w:type="dxa" w:w="1872"/>
+          </w:tcPr>
+          <w:p>
+            <w:r/>
+            <w:r>
+              <w:rPr>
+                <w:sz w:val="18"/>
+              </w:rPr>
+              <w:t>AT control family, LMS evidence</w:t>
+            </w:r>
+          </w:p>
+        </w:tc>
+        <w:tc>
+          <w:tcPr>
+            <w:tcW w:type="dxa" w:w="1872"/>
+          </w:tcPr>
+          <w:p>
+            <w:r/>
+            <w:r>
+              <w:rPr>
+                <w:sz w:val="18"/>
+              </w:rPr>
+              <w:t>8 — training</w:t>
+            </w:r>
+          </w:p>
+        </w:tc>
+        <w:tc>
+          <w:tcPr>
+            <w:tcW w:type="dxa" w:w="1872"/>
+          </w:tcPr>
+          <w:p>
+            <w:r/>
+            <w:r>
+              <w:rPr>
+                <w:sz w:val="18"/>
+              </w:rPr>
+              <w:t>KSI-CED</w:t>
+            </w:r>
+          </w:p>
+        </w:tc>
+      </w:tr>
+      <w:tr>
+        <w:tc>
+          <w:tcPr>
+            <w:tcW w:type="dxa" w:w="1872"/>
+          </w:tcPr>
+          <w:p>
+            <w:r/>
+            <w:r>
+              <w:rPr>
+                <w:sz w:val="18"/>
+              </w:rPr>
+              <w:t>16</w:t>
+            </w:r>
+          </w:p>
+        </w:tc>
+        <w:tc>
+          <w:tcPr>
+            <w:tcW w:type="dxa" w:w="1872"/>
+          </w:tcPr>
+          <w:p>
+            <w:r/>
+            <w:r>
+              <w:rPr>
+                <w:sz w:val="18"/>
+              </w:rPr>
+              <w:t>Authorization Package &amp; ConMon</w:t>
+            </w:r>
+          </w:p>
+        </w:tc>
+        <w:tc>
+          <w:tcPr>
+            <w:tcW w:type="dxa" w:w="1872"/>
+          </w:tcPr>
+          <w:p>
+            <w:r/>
+            <w:r>
+              <w:rPr>
+                <w:sz w:val="18"/>
+              </w:rPr>
+              <w:t>OSCAL AP/AR/POA&amp;M, CA family</w:t>
+            </w:r>
+          </w:p>
+        </w:tc>
+        <w:tc>
+          <w:tcPr>
+            <w:tcW w:type="dxa" w:w="1872"/>
+          </w:tcPr>
+          <w:p>
+            <w:r/>
+            <w:r>
+              <w:rPr>
+                <w:sz w:val="18"/>
+              </w:rPr>
+              <w:t>(assembles all eight slots)</w:t>
+            </w:r>
+          </w:p>
+        </w:tc>
+        <w:tc>
+          <w:tcPr>
+            <w:tcW w:type="dxa" w:w="1872"/>
+          </w:tcPr>
+          <w:p>
+            <w:r/>
+            <w:r>
+              <w:rPr>
+                <w:sz w:val="18"/>
+              </w:rPr>
+              <w:t>—</w:t>
+            </w:r>
+          </w:p>
+        </w:tc>
+      </w:tr>
     </w:tbl>
     <w:p/>
     <w:p>
@@ -2052,7 +2196,7 @@
         <w:rPr>
           <w:sz w:val="22"/>
         </w:rPr>
-        <w:t>) against the seven AAN evidence slots.</w:t>
+        <w:t>) against the eight AAN evidence slots.</w:t>
       </w:r>
     </w:p>
     <w:p>
@@ -2144,7 +2288,7 @@
         <w:rPr>
           <w:sz w:val="22"/>
         </w:rPr>
-        <w:t xml:space="preserve"> — a clean walk of all seven slot mappings: for each slot, name the books that feed it, the KSI category that evaluates it, and produce a </w:t>
+        <w:t xml:space="preserve"> — a clean walk of all eight slot mappings: for each slot, name the books that feed it, the KSI category that evaluates it, and produce a </w:t>
       </w:r>
       <w:r>
         <w:rPr>
@@ -2307,6 +2451,30 @@
           <w:sz w:val="22"/>
         </w:rPr>
         <w:t xml:space="preserve"> — shipped: per-slot scoring sheets for the Track A capstone with a four-level scale and explicit pass bar.</w:t>
+      </w:r>
+    </w:p>
+    <w:p>
+      <w:pPr>
+        <w:pStyle w:val="ListBullet"/>
+      </w:pPr>
+      <w:r>
+        <w:rPr>
+          <w:sz w:val="22"/>
+        </w:rPr>
+        <w:t xml:space="preserve">✅ </w:t>
+      </w:r>
+      <w:r>
+        <w:rPr>
+          <w:b/>
+          <w:sz w:val="22"/>
+        </w:rPr>
+        <w:t>Corpus sync (July 2026)</w:t>
+      </w:r>
+      <w:r>
+        <w:rPr>
+          <w:sz w:val="22"/>
+        </w:rPr>
+        <w:t xml:space="preserve"> — Books 15 (Training &amp; Awareness) and 16 (Authorization Package &amp; ConMon) joined the corpus; slot 8 — training (KSI-CED) joined the evidence model, taking CR26 coverage to all 29 KSIs evaluable. Module pages, tracks, rubrics, and figures updated.</w:t>
       </w:r>
     </w:p>
     <w:p>
@@ -2428,7 +2596,7 @@
           <w:color w:val="5A5A5A"/>
           <w:sz w:val="24"/>
         </w:rPr>
-        <w:t>The 15-book Federal AAN series as a FedRAMP 20x / NIST SP 800-53 Rev 5 compliance curriculum</w:t>
+        <w:t>The 17-book Federal AAN series as a FedRAMP 20x / NIST SP 800-53 Rev 5 compliance curriculum</w:t>
       </w:r>
     </w:p>
     <w:p>
@@ -2509,7 +2677,7 @@
         <w:rPr>
           <w:sz w:val="22"/>
         </w:rPr>
-        <w:t xml:space="preserve"> the seven evidence-slot mappings in </w:t>
+        <w:t xml:space="preserve"> the eight evidence-slot mappings in </w:t>
       </w:r>
       <w:r>
         <w:rPr>
@@ -2805,7 +2973,7 @@
           <w:color w:val="5A5A5A"/>
           <w:sz w:val="18"/>
         </w:rPr>
-        <w:t>Figure 1 — Track A at a glance: the books feeding each of the seven evidence slots, with KSI category and NIST anchor. The amber strip is the slot-6 BOD 26-04 gate.</w:t>
+        <w:t>Figure 1 — Track A at a glance: the books feeding each of the eight evidence slots, with KSI category and NIST anchor. The footer strip notes all-29-KSI evaluability and the Book 16 submission cadence.</w:t>
       </w:r>
     </w:p>
     <w:p>
@@ -2896,7 +3064,7 @@
         <w:rPr>
           <w:sz w:val="22"/>
         </w:rPr>
-        <w:t xml:space="preserve"> write a one-page brief stating which control families the corpus closes today, which were structurally absent until Books 12–14 (SR, PM, PT), and which KSI rules remain scaffold.</w:t>
+        <w:t xml:space="preserve"> write a one-page brief stating which control families the corpus closes today, which were structurally absent until Books 12–15 (SR, PM, PT, AT), and how Book 16 assembles the AP/AR/POA&amp;M package now that all 29 CR26 KSIs are evaluable.</w:t>
       </w:r>
     </w:p>
     <w:p>
@@ -3467,7 +3635,7 @@
         <w:rPr>
           <w:sz w:val="22"/>
         </w:rPr>
-        <w:t xml:space="preserve"> (configuration / change-management evidence); KSI-011–014 become evaluable only once the SBOM + VDR/VER pipeline ships (BOD 26-04 gate).</w:t>
+        <w:t xml:space="preserve"> (configuration / change-management evidence); KSI-011–014 were activated by the Book 12 SBOM/VDR/VER evidence contract — the BOD 26-04 submission (December 7, 2026) remains the operational cadence Book 16 runs.</w:t>
       </w:r>
     </w:p>
     <w:p>
@@ -3485,7 +3653,7 @@
         <w:rPr>
           <w:sz w:val="22"/>
         </w:rPr>
-        <w:t xml:space="preserve"> state the BOD 26-04 submission story: which SBOM artifacts Book 12 requires, which KSI rules they activate, and what remains scaffold until the telemetry wiring lands.</w:t>
+        <w:t xml:space="preserve"> state the BOD 26-04 submission story: which SBOM artifacts Book 12 requires, which KSI rules they activated, and how the Book 16 ConMon calendar keeps that evidence fresh.</w:t>
       </w:r>
     </w:p>
     <w:p>
@@ -3592,7 +3760,116 @@
         <w:rPr>
           <w:color w:val="0D1B2E"/>
         </w:rPr>
-        <w:t>Capstone — the seven-slot walk</w:t>
+        <w:t>Module A8 — Training control plane (slot 8)</w:t>
+      </w:r>
+    </w:p>
+    <w:p>
+      <w:pPr>
+        <w:pStyle w:val="ListBullet"/>
+      </w:pPr>
+      <w:r>
+        <w:rPr>
+          <w:b/>
+          <w:sz w:val="22"/>
+        </w:rPr>
+        <w:t>Read:</w:t>
+      </w:r>
+      <w:r>
+        <w:rPr>
+          <w:sz w:val="22"/>
+        </w:rPr>
+        <w:t xml:space="preserve"> Book 15 (Cybersecurity Training &amp; Awareness). Book 16's freshness rules and ConMon calendar are the operating context.</w:t>
+      </w:r>
+    </w:p>
+    <w:p>
+      <w:pPr>
+        <w:pStyle w:val="ListBullet"/>
+      </w:pPr>
+      <w:r>
+        <w:rPr>
+          <w:b/>
+          <w:sz w:val="22"/>
+        </w:rPr>
+        <w:t>Controls:</w:t>
+      </w:r>
+      <w:r>
+        <w:rPr>
+          <w:sz w:val="22"/>
+        </w:rPr>
+        <w:t xml:space="preserve"> AT-2 (+1, +2), AT-3 (+3, +5), AT-4, CP-3, IR-2; SA-16 for secure-delivery training.</w:t>
+      </w:r>
+    </w:p>
+    <w:p>
+      <w:pPr>
+        <w:pStyle w:val="ListBullet"/>
+      </w:pPr>
+      <w:r>
+        <w:rPr>
+          <w:b/>
+          <w:sz w:val="22"/>
+        </w:rPr>
+        <w:t>Evaluate:</w:t>
+      </w:r>
+      <w:r>
+        <w:rPr>
+          <w:sz w:val="22"/>
+        </w:rPr>
+        <w:t xml:space="preserve"> </w:t>
+      </w:r>
+      <w:r>
+        <w:rPr>
+          <w:b/>
+          <w:sz w:val="22"/>
+        </w:rPr>
+        <w:t>KSI-CED</w:t>
+      </w:r>
+      <w:r>
+        <w:rPr>
+          <w:sz w:val="22"/>
+        </w:rPr>
+        <w:t xml:space="preserve"> — KSI-CED-RAT (KSI-022), the last CR26 rule to activate; evidence source: the machine-readable </w:t>
+      </w:r>
+      <w:r>
+        <w:rPr>
+          <w:rFonts w:ascii="Consolas" w:hAnsi="Consolas"/>
+          <w:sz w:val="22"/>
+        </w:rPr>
+        <w:t>training-effectiveness-record</w:t>
+      </w:r>
+      <w:r>
+        <w:rPr>
+          <w:sz w:val="22"/>
+        </w:rPr>
+        <w:t xml:space="preserve"> JSON exported monthly from the LMS.</w:t>
+      </w:r>
+    </w:p>
+    <w:p>
+      <w:pPr>
+        <w:pStyle w:val="ListBullet"/>
+      </w:pPr>
+      <w:r>
+        <w:rPr>
+          <w:b/>
+          <w:sz w:val="22"/>
+        </w:rPr>
+        <w:t>Checkpoint:</w:t>
+      </w:r>
+      <w:r>
+        <w:rPr>
+          <w:sz w:val="22"/>
+        </w:rPr>
+        <w:t xml:space="preserve"> trace one role tier through the four training dimensions: the AT-3 matrix row → the completion thresholds (≥95%) → the JSON record fields that carry it → the KSI-022 PASS logic.</w:t>
+      </w:r>
+    </w:p>
+    <w:p>
+      <w:pPr>
+        <w:pStyle w:val="Heading3"/>
+      </w:pPr>
+      <w:r>
+        <w:rPr>
+          <w:color w:val="0D1B2E"/>
+        </w:rPr>
+        <w:t>Capstone — the eight-slot walk</w:t>
       </w:r>
     </w:p>
     <w:p>
@@ -3623,7 +3900,7 @@
           <w:b/>
           <w:sz w:val="22"/>
         </w:rPr>
-        <w:t>all seven slots</w:t>
+        <w:t>all eight slots</w:t>
       </w:r>
       <w:r>
         <w:rPr>
@@ -3686,7 +3963,7 @@
         <w:rPr>
           <w:sz w:val="22"/>
         </w:rPr>
-        <w:t>states the gap and its deadline where a rule is still scaffold (not-evaluated).</w:t>
+        <w:t>states the gap and its deadline for anything not-evaluated or stale (Book 16 defines per-slot evidence freshness rules).</w:t>
       </w:r>
     </w:p>
     <w:p>
@@ -3969,7 +4246,7 @@
           <w:color w:val="5A5A5A"/>
           <w:sz w:val="18"/>
         </w:rPr>
-        <w:t>Figure 1 — Track B sequencing: B1 → B2 → B3 is a real dependency chain; B4–B6 run in parallel after B2. Every module ends by landing evidence.</w:t>
+        <w:t>Figure 1 — Track B sequencing: B1 → B2 → B3 is a real dependency chain; B4–B6 run in parallel after B2; B7 (authorize &amp; operate, Books 15–16) caps the track.</w:t>
       </w:r>
     </w:p>
     <w:p>
@@ -4478,6 +4755,128 @@
         <w:rPr>
           <w:color w:val="0D1B2E"/>
         </w:rPr>
+        <w:t>Module B7 — Authorize &amp; operate (Books 15–16)</w:t>
+      </w:r>
+    </w:p>
+    <w:p>
+      <w:pPr>
+        <w:pStyle w:val="ListBullet"/>
+      </w:pPr>
+      <w:r>
+        <w:rPr>
+          <w:b/>
+          <w:sz w:val="22"/>
+        </w:rPr>
+        <w:t>Read:</w:t>
+      </w:r>
+      <w:r>
+        <w:rPr>
+          <w:sz w:val="22"/>
+        </w:rPr>
+        <w:t xml:space="preserve"> Book 15 (Cybersecurity Training &amp; Awareness) and Book 16 (Authorization Package &amp; ConMon).</w:t>
+      </w:r>
+    </w:p>
+    <w:p>
+      <w:pPr>
+        <w:pStyle w:val="ListBullet"/>
+      </w:pPr>
+      <w:r>
+        <w:rPr>
+          <w:b/>
+          <w:sz w:val="22"/>
+        </w:rPr>
+        <w:t>Build:</w:t>
+      </w:r>
+      <w:r>
+        <w:rPr>
+          <w:sz w:val="22"/>
+        </w:rPr>
+        <w:t xml:space="preserve"> the four-dimension training program with its monthly LMS export (Viva Learning Graph API → </w:t>
+      </w:r>
+      <w:r>
+        <w:rPr>
+          <w:rFonts w:ascii="Consolas" w:hAnsi="Consolas"/>
+          <w:sz w:val="22"/>
+        </w:rPr>
+        <w:t>training-effectiveness-record</w:t>
+      </w:r>
+      <w:r>
+        <w:rPr>
+          <w:sz w:val="22"/>
+        </w:rPr>
+        <w:t xml:space="preserve"> JSON), then the authorization mechanics: the OSCAL AP/AR/POA&amp;M bundle, the CA-7 ConMon calendar with per-slot evidence freshness rules, and the BOD 26-04 VDR/VER submission flow.</w:t>
+      </w:r>
+    </w:p>
+    <w:p>
+      <w:pPr>
+        <w:pStyle w:val="ListBullet"/>
+      </w:pPr>
+      <w:r>
+        <w:rPr>
+          <w:b/>
+          <w:sz w:val="22"/>
+        </w:rPr>
+        <w:t>Lab:</w:t>
+      </w:r>
+      <w:r>
+        <w:rPr>
+          <w:sz w:val="22"/>
+        </w:rPr>
+        <w:t xml:space="preserve"> produce a </w:t>
+      </w:r>
+      <w:r>
+        <w:rPr>
+          <w:rFonts w:ascii="Consolas" w:hAnsi="Consolas"/>
+          <w:sz w:val="22"/>
+        </w:rPr>
+        <w:t>training-effectiveness-record</w:t>
+      </w:r>
+      <w:r>
+        <w:rPr>
+          <w:sz w:val="22"/>
+        </w:rPr>
+        <w:t xml:space="preserve"> JSON that passes the KSI-022 thresholds and bind it as slot-08 evidence; then run </w:t>
+      </w:r>
+      <w:r>
+        <w:rPr>
+          <w:rFonts w:ascii="Consolas" w:hAnsi="Consolas"/>
+          <w:sz w:val="22"/>
+        </w:rPr>
+        <w:t>uiao oscal bundle</w:t>
+      </w:r>
+      <w:r>
+        <w:rPr>
+          <w:sz w:val="22"/>
+        </w:rPr>
+        <w:t>-style generation, trace the AP→AR→POA&amp;M UUID links, and simulate a completion-rate drop below 95% to watch the POA&amp;M entry auto-populate.</w:t>
+      </w:r>
+    </w:p>
+    <w:p>
+      <w:pPr>
+        <w:pStyle w:val="ListBullet"/>
+      </w:pPr>
+      <w:r>
+        <w:rPr>
+          <w:b/>
+          <w:sz w:val="22"/>
+        </w:rPr>
+        <w:t>Vendor training:</w:t>
+      </w:r>
+      <w:r>
+        <w:rPr>
+          <w:sz w:val="22"/>
+        </w:rPr>
+        <w:t xml:space="preserve"> CISA Learning and SANS (awareness program design), FedRAMP PMO materials (20x submission), NIST NICE (role mapping) — see catalog §Federal &amp; compliance.</w:t>
+      </w:r>
+    </w:p>
+    <w:p>
+      <w:pPr>
+        <w:pStyle w:val="Heading3"/>
+      </w:pPr>
+      <w:r>
+        <w:rPr>
+          <w:color w:val="0D1B2E"/>
+        </w:rPr>
         <w:t>Capstone — one module, evidence-complete</w:t>
       </w:r>
     </w:p>
@@ -4489,7 +4888,7 @@
         <w:rPr>
           <w:sz w:val="22"/>
         </w:rPr>
-        <w:t>Pick one module (B1–B6). Implement or lab-simulate it end-to-end, land the evidence where the slot mapping binds it, then regenerate the verdicts:</w:t>
+        <w:t>Pick one module (B1–B7). Implement or lab-simulate it end-to-end, land the evidence where the slot mapping binds it, then regenerate the verdicts:</w:t>
       </w:r>
     </w:p>
     <w:p>
@@ -4563,7 +4962,7 @@
         <w:rPr>
           <w:sz w:val="22"/>
         </w:rPr>
-        <w:t>B1 → B2 → B3 is a real dependency chain (addressing before transport before data placement). B4–B6 can run in parallel after B2. Track A modules can be interleaved freely; many teams pair each B-module with its A-module (B1↔A2, B2↔A1/A3, B3↔A1, B4↔A1/A5, B5↔A4/A6, B6↔A6/A7).</w:t>
+        <w:t>B1 → B2 → B3 is a real dependency chain (addressing before transport before data placement). B4–B6 can run in parallel after B2; B7 runs last — it assembles what every other module produced. Track A modules can be interleaved freely; many teams pair each B-module with its A-module (B1↔A2, B2↔A1/A3, B3↔A1, B4↔A1/A5, B5↔A4/A6, B6↔A6/A7, B7↔A8).</w:t>
       </w:r>
     </w:p>
     <w:p>
@@ -4689,7 +5088,7 @@
         <w:rPr>
           <w:sz w:val="22"/>
         </w:rPr>
-        <w:t>Each track module points at a section here. Certifications are listed where a role-based cert is the natural packaging of the training; free learning-path options are noted where they exist. "Books" columns refer to the 15-book corpus.</w:t>
+        <w:t>Each track module points at a section here. Certifications are listed where a role-based cert is the natural packaging of the training; free learning-path options are noted where they exist. "Books" columns refer to the 17-book corpus.</w:t>
       </w:r>
     </w:p>
     <w:p>
@@ -6647,7 +7046,7 @@
               <w:rPr>
                 <w:sz w:val="18"/>
               </w:rPr>
-              <w:t>07, 08, 10</w:t>
+              <w:t>07, 08, 10, 15</w:t>
             </w:r>
           </w:p>
         </w:tc>
@@ -6982,7 +7381,7 @@
               <w:rPr>
                 <w:sz w:val="18"/>
               </w:rPr>
-              <w:t>08, 10, 11</w:t>
+              <w:t>08, 10, 11, 15</w:t>
             </w:r>
           </w:p>
         </w:tc>
@@ -7098,7 +7497,7 @@
               <w:rPr>
                 <w:sz w:val="18"/>
               </w:rPr>
-              <w:t>00, 12, 13</w:t>
+              <w:t>00, 12, 13, 16</w:t>
             </w:r>
           </w:p>
         </w:tc>
@@ -7156,7 +7555,7 @@
               <w:rPr>
                 <w:sz w:val="18"/>
               </w:rPr>
-              <w:t>13</w:t>
+              <w:t>13, 15</w:t>
             </w:r>
           </w:p>
         </w:tc>
@@ -7603,6 +8002,24 @@
     </w:p>
     <w:p>
       <w:pPr>
+        <w:pStyle w:val="ListBullet"/>
+      </w:pPr>
+      <w:r>
+        <w:rPr>
+          <w:b/>
+          <w:sz w:val="22"/>
+        </w:rPr>
+        <w:t>Security-awareness platforms (KnowBe4, Proofpoint)</w:t>
+      </w:r>
+      <w:r>
+        <w:rPr>
+          <w:sz w:val="22"/>
+        </w:rPr>
+        <w:t xml:space="preserve"> — Book 15 names them in its delivery trade-space; verify their training/academy portals and GCC suitability before adding rows.</w:t>
+      </w:r>
+    </w:p>
+    <w:p>
+      <w:pPr>
         <w:spacing w:before="80" w:after="80"/>
       </w:pPr>
       <w:r>
@@ -7683,7 +8100,7 @@
           <w:color w:val="5A5A5A"/>
           <w:sz w:val="24"/>
         </w:rPr>
-        <w:t>Per-slot scoring sheets for the compliance-track capstone (the seven-slot walk)</w:t>
+        <w:t>Per-slot scoring sheets for the compliance-track capstone (the eight-slot walk)</w:t>
       </w:r>
     </w:p>
     <w:p>
@@ -7724,7 +8141,7 @@
         <w:rPr>
           <w:sz w:val="22"/>
         </w:rPr>
-        <w:t xml:space="preserve">These rubrics score the Track A capstone: one document covering all seven evidence slots, backed by a real </w:t>
+        <w:t xml:space="preserve">These rubrics score the Track A capstone: one document covering all eight evidence slots, backed by a real </w:t>
       </w:r>
       <w:r>
         <w:rPr>
@@ -9563,7 +9980,7 @@
               <w:rPr>
                 <w:sz w:val="18"/>
               </w:rPr>
-              <w:t>An actual SBOM/VDR artifact, and the scaffold rules honestly listed with the Dec 7 2026 gate</w:t>
+              <w:t>An actual SBOM/VDR artifact, and the Book 16 submission cadence stated against the Dec 7 2026 gate</w:t>
             </w:r>
           </w:p>
         </w:tc>
@@ -9779,6 +10196,234 @@
                 <w:sz w:val="18"/>
               </w:rPr>
               <w:t>A tabletop AAR (even a lab one) with findings and owners — a zero-finding AAR scores 0 here, per Book 11</w:t>
+            </w:r>
+          </w:p>
+        </w:tc>
+      </w:tr>
+    </w:tbl>
+    <w:p/>
+    <w:p>
+      <w:pPr>
+        <w:pStyle w:val="Heading3"/>
+      </w:pPr>
+      <w:r>
+        <w:rPr>
+          <w:color w:val="0D1B2E"/>
+        </w:rPr>
+        <w:t>Slot 8 — training (KSI-CED)</w:t>
+      </w:r>
+    </w:p>
+    <w:tbl>
+      <w:tblPr>
+        <w:tblStyle w:val="LightList-Accent1"/>
+        <w:tblW w:type="auto" w:w="0"/>
+        <w:tblLook w:firstColumn="1" w:firstRow="1" w:lastColumn="0" w:lastRow="0" w:noHBand="0" w:noVBand="1" w:val="04A0"/>
+      </w:tblPr>
+      <w:tblGrid>
+        <w:gridCol w:w="3120"/>
+        <w:gridCol w:w="3120"/>
+        <w:gridCol w:w="3120"/>
+      </w:tblGrid>
+      <w:tr>
+        <w:tc>
+          <w:tcPr>
+            <w:tcW w:type="dxa" w:w="3120"/>
+          </w:tcPr>
+          <w:p>
+            <w:r>
+              <w:rPr>
+                <w:b/>
+              </w:rPr>
+            </w:r>
+            <w:r>
+              <w:rPr>
+                <w:b/>
+                <w:sz w:val="18"/>
+              </w:rPr>
+              <w:t>Criterion</w:t>
+            </w:r>
+          </w:p>
+        </w:tc>
+        <w:tc>
+          <w:tcPr>
+            <w:tcW w:type="dxa" w:w="3120"/>
+          </w:tcPr>
+          <w:p>
+            <w:r>
+              <w:rPr>
+                <w:b/>
+              </w:rPr>
+            </w:r>
+            <w:r>
+              <w:rPr>
+                <w:b/>
+                <w:sz w:val="18"/>
+              </w:rPr>
+              <w:t>Level 2 evidence</w:t>
+            </w:r>
+          </w:p>
+        </w:tc>
+        <w:tc>
+          <w:tcPr>
+            <w:tcW w:type="dxa" w:w="3120"/>
+          </w:tcPr>
+          <w:p>
+            <w:r>
+              <w:rPr>
+                <w:b/>
+              </w:rPr>
+            </w:r>
+            <w:r>
+              <w:rPr>
+                <w:b/>
+                <w:sz w:val="18"/>
+              </w:rPr>
+              <w:t>Level 3 adds</w:t>
+            </w:r>
+          </w:p>
+        </w:tc>
+      </w:tr>
+      <w:tr>
+        <w:tc>
+          <w:tcPr>
+            <w:tcW w:type="dxa" w:w="3120"/>
+          </w:tcPr>
+          <w:p>
+            <w:r/>
+            <w:r>
+              <w:rPr>
+                <w:sz w:val="18"/>
+              </w:rPr>
+              <w:t>Books</w:t>
+            </w:r>
+          </w:p>
+        </w:tc>
+        <w:tc>
+          <w:tcPr>
+            <w:tcW w:type="dxa" w:w="3120"/>
+          </w:tcPr>
+          <w:p>
+            <w:r/>
+            <w:r>
+              <w:rPr>
+                <w:sz w:val="18"/>
+              </w:rPr>
+              <w:t>15 (16 as the freshness/ConMon context)</w:t>
+            </w:r>
+          </w:p>
+        </w:tc>
+        <w:tc>
+          <w:tcPr>
+            <w:tcW w:type="dxa" w:w="3120"/>
+          </w:tcPr>
+          <w:p>
+            <w:r/>
+            <w:r>
+              <w:rPr>
+                <w:sz w:val="18"/>
+              </w:rPr>
+              <w:t>—</w:t>
+            </w:r>
+          </w:p>
+        </w:tc>
+      </w:tr>
+      <w:tr>
+        <w:tc>
+          <w:tcPr>
+            <w:tcW w:type="dxa" w:w="3120"/>
+          </w:tcPr>
+          <w:p>
+            <w:r/>
+            <w:r>
+              <w:rPr>
+                <w:sz w:val="18"/>
+              </w:rPr>
+              <w:t>Controls</w:t>
+            </w:r>
+          </w:p>
+        </w:tc>
+        <w:tc>
+          <w:tcPr>
+            <w:tcW w:type="dxa" w:w="3120"/>
+          </w:tcPr>
+          <w:p>
+            <w:r/>
+            <w:r>
+              <w:rPr>
+                <w:sz w:val="18"/>
+              </w:rPr>
+              <w:t>AT-2(+1/+2), AT-3(+3/+5), AT-4, CP-3, IR-2 mapped to the four training dimensions</w:t>
+            </w:r>
+          </w:p>
+        </w:tc>
+        <w:tc>
+          <w:tcPr>
+            <w:tcW w:type="dxa" w:w="3120"/>
+          </w:tcPr>
+          <w:p>
+            <w:r/>
+            <w:r>
+              <w:rPr>
+                <w:sz w:val="18"/>
+              </w:rPr>
+              <w:t>—</w:t>
+            </w:r>
+          </w:p>
+        </w:tc>
+      </w:tr>
+      <w:tr>
+        <w:tc>
+          <w:tcPr>
+            <w:tcW w:type="dxa" w:w="3120"/>
+          </w:tcPr>
+          <w:p>
+            <w:r/>
+            <w:r>
+              <w:rPr>
+                <w:sz w:val="18"/>
+              </w:rPr>
+              <w:t>Evidence flow</w:t>
+            </w:r>
+          </w:p>
+        </w:tc>
+        <w:tc>
+          <w:tcPr>
+            <w:tcW w:type="dxa" w:w="3120"/>
+          </w:tcPr>
+          <w:p>
+            <w:r/>
+            <w:r>
+              <w:rPr>
+                <w:sz w:val="18"/>
+              </w:rPr>
+              <w:t xml:space="preserve">The </w:t>
+            </w:r>
+            <w:r>
+              <w:rPr>
+                <w:rFonts w:ascii="Consolas" w:hAnsi="Consolas"/>
+                <w:sz w:val="18"/>
+              </w:rPr>
+              <w:t>training-effectiveness-record</w:t>
+            </w:r>
+            <w:r>
+              <w:rPr>
+                <w:sz w:val="18"/>
+              </w:rPr>
+              <w:t xml:space="preserve"> JSON named as the KSI-022 evidence contract, with the ≥95% thresholds</w:t>
+            </w:r>
+          </w:p>
+        </w:tc>
+        <w:tc>
+          <w:tcPr>
+            <w:tcW w:type="dxa" w:w="3120"/>
+          </w:tcPr>
+          <w:p>
+            <w:r/>
+            <w:r>
+              <w:rPr>
+                <w:sz w:val="18"/>
+              </w:rPr>
+              <w:t>An actual record (lab-generated is fine) passing the PASS logic, with per-identity phishing results — aggregate-only stats score 0 here, per Book 15</w:t>
             </w:r>
           </w:p>
         </w:tc>
@@ -10101,7 +10746,7 @@
               <w:rPr>
                 <w:sz w:val="18"/>
               </w:rPr>
-              <w:t>Common checks passed</w:t>
+              <w:t>8 — training</w:t>
             </w:r>
           </w:p>
         </w:tc>
@@ -10111,12 +10756,6 @@
           </w:tcPr>
           <w:p>
             <w:r/>
-            <w:r>
-              <w:rPr>
-                <w:sz w:val="18"/>
-              </w:rPr>
-              <w:t>/4</w:t>
-            </w:r>
           </w:p>
         </w:tc>
         <w:tc>
@@ -10137,10 +10776,9 @@
             <w:r/>
             <w:r>
               <w:rPr>
-                <w:b/>
                 <w:sz w:val="18"/>
               </w:rPr>
-              <w:t>Result</w:t>
+              <w:t>Common checks passed</w:t>
             </w:r>
           </w:p>
         </w:tc>
@@ -10154,7 +10792,7 @@
               <w:rPr>
                 <w:sz w:val="18"/>
               </w:rPr>
-              <w:t>Pass / Not yet</w:t>
+              <w:t>/4</w:t>
             </w:r>
           </w:p>
         </w:tc>
@@ -10164,6 +10802,45 @@
           </w:tcPr>
           <w:p>
             <w:r/>
+          </w:p>
+        </w:tc>
+      </w:tr>
+      <w:tr>
+        <w:tc>
+          <w:tcPr>
+            <w:tcW w:type="dxa" w:w="3120"/>
+          </w:tcPr>
+          <w:p>
+            <w:r/>
+            <w:r>
+              <w:rPr>
+                <w:b/>
+                <w:sz w:val="18"/>
+              </w:rPr>
+              <w:t>Result</w:t>
+            </w:r>
+          </w:p>
+        </w:tc>
+        <w:tc>
+          <w:tcPr>
+            <w:tcW w:type="dxa" w:w="3120"/>
+          </w:tcPr>
+          <w:p>
+            <w:r/>
+            <w:r>
+              <w:rPr>
+                <w:sz w:val="18"/>
+              </w:rPr>
+              <w:t>Pass / Not yet</w:t>
+            </w:r>
+          </w:p>
+        </w:tc>
+        <w:tc>
+          <w:tcPr>
+            <w:tcW w:type="dxa" w:w="3120"/>
+          </w:tcPr>
+          <w:p>
+            <w:r/>
             <w:r>
               <w:rPr>
                 <w:sz w:val="18"/>
@@ -10198,7 +10875,7 @@
           <w:color w:val="5A5A5A"/>
           <w:sz w:val="24"/>
         </w:rPr>
-        <w:t>AAN module: the decision-maker synthesis of the 15-book series</w:t>
+        <w:t>AAN module: the decision-maker synthesis of the series</w:t>
       </w:r>
     </w:p>
     <w:p>
@@ -18625,6 +19302,1228 @@
           <w:sz w:val="22"/>
         </w:rPr>
         <w:t xml:space="preserve"> Book 13 · </w:t>
+      </w:r>
+      <w:r>
+        <w:rPr>
+          <w:b/>
+          <w:sz w:val="22"/>
+        </w:rPr>
+        <w:t>Next:</w:t>
+      </w:r>
+      <w:r>
+        <w:rPr>
+          <w:sz w:val="22"/>
+        </w:rPr>
+        <w:t xml:space="preserve"> Book 15 — Cybersecurity Training &amp; Awareness</w:t>
+      </w:r>
+    </w:p>
+    <w:p>
+      <w:r>
+        <w:br w:type="page"/>
+      </w:r>
+    </w:p>
+    <w:p>
+      <w:pPr>
+        <w:pStyle w:val="Heading1"/>
+      </w:pPr>
+      <w:r>
+        <w:rPr>
+          <w:color w:val="0D1B2E"/>
+        </w:rPr>
+        <w:t>Book 15 — Cybersecurity Training &amp; Awareness</w:t>
+      </w:r>
+    </w:p>
+    <w:p>
+      <w:r>
+        <w:rPr>
+          <w:i/>
+          <w:color w:val="5A5A5A"/>
+          <w:sz w:val="24"/>
+        </w:rPr>
+        <w:t>AAN module: the AT family as machine-readable evidence — the last KSI closes on a human participation record</w:t>
+      </w:r>
+    </w:p>
+    <w:p>
+      <w:r>
+        <w:rPr>
+          <w:color w:val="1E8C8C"/>
+          <w:sz w:val="18"/>
+        </w:rPr>
+        <w:t>Federal AAN Training Program — companion material for the federal AAN book series; not part of UIAO.</w:t>
+      </w:r>
+    </w:p>
+    <w:p>
+      <w:pPr>
+        <w:spacing w:before="80" w:after="80"/>
+      </w:pPr>
+      <w:r>
+        <w:rPr>
+          <w:b/>
+          <w:sz w:val="22"/>
+        </w:rPr>
+        <w:t>Source:</w:t>
+      </w:r>
+      <w:r>
+        <w:rPr>
+          <w:sz w:val="22"/>
+        </w:rPr>
+        <w:t xml:space="preserve"> Book_15 Cybersecurity Training Awareness &lt;https://github.com/WhalerMike/uiao/blob/main/inbox/Application%20Aware%20Networking/Book_15_Federal_Application_Aware_Networking_Cybersecurity_Training_Awareness.qmd&gt; · </w:t>
+      </w:r>
+      <w:r>
+        <w:rPr>
+          <w:b/>
+          <w:sz w:val="22"/>
+        </w:rPr>
+        <w:t>Evidence slot:</w:t>
+      </w:r>
+      <w:r>
+        <w:rPr>
+          <w:sz w:val="22"/>
+        </w:rPr>
+        <w:t xml:space="preserve"> 8 — training (KSI-CED, AT-2 / AT-3 / AT-4) · </w:t>
+      </w:r>
+      <w:r>
+        <w:rPr>
+          <w:b/>
+          <w:sz w:val="22"/>
+        </w:rPr>
+        <w:t>Track modules:</w:t>
+      </w:r>
+      <w:r>
+        <w:rPr>
+          <w:sz w:val="22"/>
+        </w:rPr>
+        <w:t xml:space="preserve"> A8, B7</w:t>
+      </w:r>
+    </w:p>
+    <w:p>
+      <w:pPr>
+        <w:pStyle w:val="Heading3"/>
+      </w:pPr>
+      <w:r>
+        <w:rPr>
+          <w:color w:val="0D1B2E"/>
+        </w:rPr>
+        <w:t>Scope</w:t>
+      </w:r>
+    </w:p>
+    <w:p>
+      <w:pPr>
+        <w:spacing w:before="80" w:after="80"/>
+      </w:pPr>
+      <w:r>
+        <w:rPr>
+          <w:sz w:val="22"/>
+        </w:rPr>
+        <w:t xml:space="preserve">A four-dimension cybersecurity training program (general awareness, role-based, secure delivery, IR/DR) for a GCC Moderate boundary, with machine-readable completion evidence exported to the governance substrate. Thesis: </w:t>
+      </w:r>
+      <w:r>
+        <w:rPr>
+          <w:b/>
+          <w:sz w:val="22"/>
+        </w:rPr>
+        <w:t>training is the one KSI that cannot be closed by architecture alone</w:t>
+      </w:r>
+      <w:r>
+        <w:rPr>
+          <w:sz w:val="22"/>
+        </w:rPr>
+        <w:t xml:space="preserve"> — it requires a human participation record, made continuously demonstrable via LMS export, to activate KSI-CED-RAT and complete all 29 CR26 KSIs.</w:t>
+      </w:r>
+    </w:p>
+    <w:p>
+      <w:pPr>
+        <w:pStyle w:val="Heading3"/>
+      </w:pPr>
+      <w:r>
+        <w:rPr>
+          <w:color w:val="0D1B2E"/>
+        </w:rPr>
+        <w:t>Learning objectives</w:t>
+      </w:r>
+    </w:p>
+    <w:p>
+      <w:pPr>
+        <w:pStyle w:val="ListBullet"/>
+      </w:pPr>
+      <w:r>
+        <w:rPr>
+          <w:sz w:val="22"/>
+        </w:rPr>
+        <w:t>Describe the four training dimensions KSI-CED-RAT evaluates and map each to its NIST control and evidence type.</w:t>
+      </w:r>
+    </w:p>
+    <w:p>
+      <w:pPr>
+        <w:pStyle w:val="ListBullet"/>
+      </w:pPr>
+      <w:r>
+        <w:rPr>
+          <w:sz w:val="22"/>
+        </w:rPr>
+        <w:t>Design an AT-2 general awareness program (8 required modules) and select a GCC Moderate delivery platform.</w:t>
+      </w:r>
+    </w:p>
+    <w:p>
+      <w:pPr>
+        <w:pStyle w:val="ListBullet"/>
+      </w:pPr>
+      <w:r>
+        <w:rPr>
+          <w:sz w:val="22"/>
+        </w:rPr>
+        <w:t>Build an AT-3 role-based training matrix across the six role tiers with frequencies and hour targets.</w:t>
+      </w:r>
+    </w:p>
+    <w:p>
+      <w:pPr>
+        <w:pStyle w:val="ListBullet"/>
+      </w:pPr>
+      <w:r>
+        <w:rPr>
+          <w:sz w:val="22"/>
+        </w:rPr>
+        <w:t>Configure quarterly phishing simulation (AT-2(1)) with click-rate tracking and remedial-training triggers.</w:t>
+      </w:r>
+    </w:p>
+    <w:p>
+      <w:pPr>
+        <w:pStyle w:val="ListBullet"/>
+      </w:pPr>
+      <w:r>
+        <w:rPr>
+          <w:sz w:val="22"/>
+        </w:rPr>
+        <w:t xml:space="preserve">Produce the </w:t>
+      </w:r>
+      <w:r>
+        <w:rPr>
+          <w:rFonts w:ascii="Consolas" w:hAnsi="Consolas"/>
+          <w:sz w:val="22"/>
+        </w:rPr>
+        <w:t>training-effectiveness-record</w:t>
+      </w:r>
+      <w:r>
+        <w:rPr>
+          <w:sz w:val="22"/>
+        </w:rPr>
+        <w:t xml:space="preserve"> JSON and automate its monthly Viva Learning Graph API export.</w:t>
+      </w:r>
+    </w:p>
+    <w:p>
+      <w:pPr>
+        <w:pStyle w:val="ListBullet"/>
+      </w:pPr>
+      <w:r>
+        <w:rPr>
+          <w:sz w:val="22"/>
+        </w:rPr>
+        <w:t>Plan the CP-3 quarterly tabletop calendar and IR-2 drill cadence, including after-action reports.</w:t>
+      </w:r>
+    </w:p>
+    <w:p>
+      <w:pPr>
+        <w:pStyle w:val="ListBullet"/>
+      </w:pPr>
+      <w:r>
+        <w:rPr>
+          <w:sz w:val="22"/>
+        </w:rPr>
+        <w:t>State the PASS thresholds that flipped KSI-022 from scaffold to active.</w:t>
+      </w:r>
+    </w:p>
+    <w:p>
+      <w:pPr>
+        <w:pStyle w:val="Heading3"/>
+      </w:pPr>
+      <w:r>
+        <w:rPr>
+          <w:color w:val="0D1B2E"/>
+        </w:rPr>
+        <w:t>Key concepts</w:t>
+      </w:r>
+    </w:p>
+    <w:p>
+      <w:pPr>
+        <w:pStyle w:val="ListBullet"/>
+      </w:pPr>
+      <w:r>
+        <w:rPr>
+          <w:sz w:val="22"/>
+        </w:rPr>
+        <w:t>The KSI-CED-RAT four-dimension model ("persistently reviews" training).</w:t>
+      </w:r>
+    </w:p>
+    <w:p>
+      <w:pPr>
+        <w:pStyle w:val="ListBullet"/>
+      </w:pPr>
+      <w:r>
+        <w:rPr>
+          <w:sz w:val="22"/>
+        </w:rPr>
+        <w:t>Six-tier AT-3 role matrix: sysadmins, privileged users, developers, IR responders, data stewards, executives.</w:t>
+      </w:r>
+    </w:p>
+    <w:p>
+      <w:pPr>
+        <w:pStyle w:val="ListBullet"/>
+      </w:pPr>
+      <w:r>
+        <w:rPr>
+          <w:rFonts w:ascii="Consolas" w:hAnsi="Consolas"/>
+          <w:sz w:val="22"/>
+        </w:rPr>
+        <w:t>governance.training-effectiveness-record</w:t>
+      </w:r>
+      <w:r>
+        <w:rPr>
+          <w:sz w:val="22"/>
+        </w:rPr>
+        <w:t xml:space="preserve"> JSON schema — the KSI-022 evidence contract.</w:t>
+      </w:r>
+    </w:p>
+    <w:p>
+      <w:pPr>
+        <w:pStyle w:val="ListBullet"/>
+      </w:pPr>
+      <w:r>
+        <w:rPr>
+          <w:sz w:val="22"/>
+        </w:rPr>
+        <w:t>Viva Learning Graph API export (</w:t>
+      </w:r>
+      <w:r>
+        <w:rPr>
+          <w:rFonts w:ascii="Consolas" w:hAnsi="Consolas"/>
+          <w:sz w:val="22"/>
+        </w:rPr>
+        <w:t>learningCourseActivities</w:t>
+      </w:r>
+      <w:r>
+        <w:rPr>
+          <w:sz w:val="22"/>
+        </w:rPr>
+        <w:t xml:space="preserve">, </w:t>
+      </w:r>
+      <w:r>
+        <w:rPr>
+          <w:rFonts w:ascii="Consolas" w:hAnsi="Consolas"/>
+          <w:sz w:val="22"/>
+        </w:rPr>
+        <w:t>LearningAssignmentReport.Read.All</w:t>
+      </w:r>
+      <w:r>
+        <w:rPr>
+          <w:sz w:val="22"/>
+        </w:rPr>
+        <w:t>).</w:t>
+      </w:r>
+    </w:p>
+    <w:p>
+      <w:pPr>
+        <w:pStyle w:val="ListBullet"/>
+      </w:pPr>
+      <w:r>
+        <w:rPr>
+          <w:sz w:val="22"/>
+        </w:rPr>
+        <w:t>Delivery-platform trade-space: Viva Learning, DoD Cyber Awareness Challenge, CISA materials, KnowBe4/Proofpoint, SANS.</w:t>
+      </w:r>
+    </w:p>
+    <w:p>
+      <w:pPr>
+        <w:pStyle w:val="ListBullet"/>
+      </w:pPr>
+      <w:r>
+        <w:rPr>
+          <w:sz w:val="22"/>
+        </w:rPr>
+        <w:t>IR scenario library (five minimum GCC Moderate scenarios); CP-3 Q1–Q4 tabletop calendar.</w:t>
+      </w:r>
+    </w:p>
+    <w:p>
+      <w:pPr>
+        <w:pStyle w:val="ListBullet"/>
+      </w:pPr>
+      <w:r>
+        <w:rPr>
+          <w:sz w:val="22"/>
+        </w:rPr>
+        <w:t>≥95% completion thresholds per dimension/tier for PASS.</w:t>
+      </w:r>
+    </w:p>
+    <w:p>
+      <w:pPr>
+        <w:pStyle w:val="Heading3"/>
+      </w:pPr>
+      <w:r>
+        <w:rPr>
+          <w:color w:val="0D1B2E"/>
+        </w:rPr>
+        <w:t>Implementation sequence</w:t>
+      </w:r>
+    </w:p>
+    <w:p>
+      <w:pPr>
+        <w:pStyle w:val="ListNumber"/>
+      </w:pPr>
+      <w:r>
+        <w:rPr>
+          <w:sz w:val="22"/>
+        </w:rPr>
+        <w:t>Phase 1 (weeks 1–4): designate owner, select LMS, assign role tiers, configure the Graph API export, enroll all staff.</w:t>
+      </w:r>
+    </w:p>
+    <w:p>
+      <w:pPr>
+        <w:pStyle w:val="ListNumber"/>
+      </w:pPr>
+      <w:r>
+        <w:rPr>
+          <w:sz w:val="22"/>
+        </w:rPr>
+        <w:t>Phase 2 (weeks 5–12): launch the AT-2 campaign; launch Tier 1/Tier 3 tracks; run the first phishing simulation and the SBOM/Grype developer lab; schedule the IR drill.</w:t>
+      </w:r>
+    </w:p>
+    <w:p>
+      <w:pPr>
+        <w:pStyle w:val="ListNumber"/>
+      </w:pPr>
+      <w:r>
+        <w:rPr>
+          <w:sz w:val="22"/>
+        </w:rPr>
+        <w:t>Phase 3 (weeks 13–16): deploy the monthly export Logic App; map to the JSON schema; ingest; validate KSI-022 PASS; archive the first after-action report.</w:t>
+      </w:r>
+    </w:p>
+    <w:p>
+      <w:pPr>
+        <w:pStyle w:val="ListNumber"/>
+      </w:pPr>
+      <w:r>
+        <w:rPr>
+          <w:sz w:val="22"/>
+        </w:rPr>
+        <w:t>Phase 4 (ongoing): monthly exports, quarterly phishing campaigns, semi-annual IR drills, annual tabletop calendar and content refresh, quarterly ISSO dashboard review.</w:t>
+      </w:r>
+    </w:p>
+    <w:p>
+      <w:pPr>
+        <w:pStyle w:val="Heading3"/>
+      </w:pPr>
+      <w:r>
+        <w:rPr>
+          <w:color w:val="0D1B2E"/>
+        </w:rPr>
+        <w:t>Compliance hooks</w:t>
+      </w:r>
+    </w:p>
+    <w:p>
+      <w:pPr>
+        <w:spacing w:before="80" w:after="80"/>
+      </w:pPr>
+      <w:r>
+        <w:rPr>
+          <w:sz w:val="22"/>
+        </w:rPr>
+        <w:t>Closes 9 controls: AT-2, AT-2(1), AT-2(2), AT-3, AT-3(3), AT-3(5), AT-4, CP-3, IR-2; SA-16 for secure delivery. FedRAMP 20x: KSI-CED-RAT (KSI-022, "Reviewing All Training") — the final scaffold KSI, taking CR26 coverage to 29/29. NIST SP 800-50, SP 800-16; EO 14028; EO 13587; OMB M-22-09.</w:t>
+      </w:r>
+    </w:p>
+    <w:p>
+      <w:pPr>
+        <w:pStyle w:val="Heading3"/>
+      </w:pPr>
+      <w:r>
+        <w:rPr>
+          <w:color w:val="0D1B2E"/>
+        </w:rPr>
+        <w:t>Prerequisites</w:t>
+      </w:r>
+    </w:p>
+    <w:p>
+      <w:pPr>
+        <w:spacing w:before="80" w:after="80"/>
+      </w:pPr>
+      <w:r>
+        <w:rPr>
+          <w:sz w:val="22"/>
+        </w:rPr>
+        <w:t>Book 10 (Sentinel playbooks for IR-2), Book 11 (CP-2 plan and DR runbooks for CP-3), Book 12 (Syft/Grype/VEX pipeline for developer training), Book 13 (PM-14 plan, RACI), Book 14 (PT family for AT-3(5) PII training); the Tier 1 curriculum spans Books 01–08.</w:t>
+      </w:r>
+    </w:p>
+    <w:p>
+      <w:pPr>
+        <w:pStyle w:val="Heading3"/>
+      </w:pPr>
+      <w:r>
+        <w:rPr>
+          <w:color w:val="0D1B2E"/>
+        </w:rPr>
+        <w:t>Labs</w:t>
+      </w:r>
+    </w:p>
+    <w:p>
+      <w:pPr>
+        <w:pStyle w:val="ListNumber"/>
+      </w:pPr>
+      <w:r>
+        <w:rPr>
+          <w:sz w:val="22"/>
+        </w:rPr>
+        <w:t>Generate a CycloneDX SBOM with Syft, triage a Grype scan, and write VEX assertions — the book's own Tier 3 developer lab.</w:t>
+      </w:r>
+    </w:p>
+    <w:p>
+      <w:pPr>
+        <w:pStyle w:val="ListNumber"/>
+      </w:pPr>
+      <w:r>
+        <w:rPr>
+          <w:sz w:val="22"/>
+        </w:rPr>
+        <w:t xml:space="preserve">Build the Graph API PowerShell export and transform the output into the </w:t>
+      </w:r>
+      <w:r>
+        <w:rPr>
+          <w:rFonts w:ascii="Consolas" w:hAnsi="Consolas"/>
+          <w:sz w:val="22"/>
+        </w:rPr>
+        <w:t>training-effectiveness-record</w:t>
+      </w:r>
+      <w:r>
+        <w:rPr>
+          <w:sz w:val="22"/>
+        </w:rPr>
+        <w:t xml:space="preserve"> schema; validate the PASS logic.</w:t>
+      </w:r>
+    </w:p>
+    <w:p>
+      <w:pPr>
+        <w:pStyle w:val="ListNumber"/>
+      </w:pPr>
+      <w:r>
+        <w:rPr>
+          <w:sz w:val="22"/>
+        </w:rPr>
+        <w:t>Run a phishing → credential theft → lateral movement tabletop from the IR scenario library, with an after-action write-up.</w:t>
+      </w:r>
+    </w:p>
+    <w:p>
+      <w:pPr>
+        <w:pStyle w:val="Heading3"/>
+      </w:pPr>
+      <w:r>
+        <w:rPr>
+          <w:color w:val="0D1B2E"/>
+        </w:rPr>
+        <w:t>Pitfalls the book calls out</w:t>
+      </w:r>
+    </w:p>
+    <w:p>
+      <w:pPr>
+        <w:pStyle w:val="ListBullet"/>
+      </w:pPr>
+      <w:r>
+        <w:rPr>
+          <w:sz w:val="22"/>
+        </w:rPr>
+        <w:t>A one-time training event satisfies nothing — KSI-CED-RAT demands persistent, machine-readable review.</w:t>
+      </w:r>
+    </w:p>
+    <w:p>
+      <w:pPr>
+        <w:pStyle w:val="ListBullet"/>
+      </w:pPr>
+      <w:r>
+        <w:rPr>
+          <w:sz w:val="22"/>
+        </w:rPr>
+        <w:t>Aggregate-only phishing statistics fail AT-4; results must tie to user identity.</w:t>
+      </w:r>
+    </w:p>
+    <w:p>
+      <w:pPr>
+        <w:pStyle w:val="ListBullet"/>
+      </w:pPr>
+      <w:r>
+        <w:rPr>
+          <w:sz w:val="22"/>
+        </w:rPr>
+        <w:t>Lecture-based developer training is ineffective — the pipeline gets treated as a compliance hurdle instead of a partner.</w:t>
+      </w:r>
+    </w:p>
+    <w:p>
+      <w:pPr>
+        <w:pStyle w:val="ListBullet"/>
+      </w:pPr>
+      <w:r>
+        <w:rPr>
+          <w:sz w:val="22"/>
+        </w:rPr>
+        <w:t>Data stewards who don't understand DLP policy intent will attempt workarounds.</w:t>
+      </w:r>
+    </w:p>
+    <w:p>
+      <w:pPr>
+        <w:pStyle w:val="Heading3"/>
+      </w:pPr>
+      <w:r>
+        <w:rPr>
+          <w:color w:val="0D1B2E"/>
+        </w:rPr>
+        <w:t>Vendor training</w:t>
+      </w:r>
+    </w:p>
+    <w:p>
+      <w:pPr>
+        <w:spacing w:before="80" w:after="80"/>
+      </w:pPr>
+      <w:r>
+        <w:rPr>
+          <w:sz w:val="22"/>
+        </w:rPr>
+        <w:t>SANS (awareness program design), CISA Learning, NIST NICE framework.</w:t>
+      </w:r>
+    </w:p>
+    <w:p>
+      <w:pPr>
+        <w:spacing w:before="80" w:after="80"/>
+      </w:pPr>
+      <w:r>
+        <w:rPr>
+          <w:b/>
+          <w:sz w:val="22"/>
+        </w:rPr>
+        <w:t>Previous:</w:t>
+      </w:r>
+      <w:r>
+        <w:rPr>
+          <w:sz w:val="22"/>
+        </w:rPr>
+        <w:t xml:space="preserve"> Book 14 · </w:t>
+      </w:r>
+      <w:r>
+        <w:rPr>
+          <w:b/>
+          <w:sz w:val="22"/>
+        </w:rPr>
+        <w:t>Next:</w:t>
+      </w:r>
+      <w:r>
+        <w:rPr>
+          <w:sz w:val="22"/>
+        </w:rPr>
+        <w:t xml:space="preserve"> Book 16 — Authorization Package &amp; ConMon</w:t>
+      </w:r>
+    </w:p>
+    <w:p>
+      <w:r>
+        <w:br w:type="page"/>
+      </w:r>
+    </w:p>
+    <w:p>
+      <w:pPr>
+        <w:pStyle w:val="Heading1"/>
+      </w:pPr>
+      <w:r>
+        <w:rPr>
+          <w:color w:val="0D1B2E"/>
+        </w:rPr>
+        <w:t>Book 16 — Authorization Package &amp; ConMon</w:t>
+      </w:r>
+    </w:p>
+    <w:p>
+      <w:r>
+        <w:rPr>
+          <w:i/>
+          <w:color w:val="5A5A5A"/>
+          <w:sz w:val="24"/>
+        </w:rPr>
+        <w:t>AAN module: the series capstone — OSCAL AP/AR/POA&amp;M bundle, the ConMon calendar, and the BOD 26-04 submission</w:t>
+      </w:r>
+    </w:p>
+    <w:p>
+      <w:r>
+        <w:rPr>
+          <w:color w:val="1E8C8C"/>
+          <w:sz w:val="18"/>
+        </w:rPr>
+        <w:t>Federal AAN Training Program — companion material for the federal AAN book series; not part of UIAO.</w:t>
+      </w:r>
+    </w:p>
+    <w:p>
+      <w:pPr>
+        <w:spacing w:before="80" w:after="80"/>
+      </w:pPr>
+      <w:r>
+        <w:rPr>
+          <w:b/>
+          <w:sz w:val="22"/>
+        </w:rPr>
+        <w:t>Source:</w:t>
+      </w:r>
+      <w:r>
+        <w:rPr>
+          <w:sz w:val="22"/>
+        </w:rPr>
+        <w:t xml:space="preserve"> Book_16 Authorization Package ConMon &lt;https://github.com/WhalerMike/uiao/blob/main/inbox/Application%20Aware%20Networking/Book_16_Federal_Application_Aware_Networking_Authorization_Package_ConMon.qmd&gt; · </w:t>
+      </w:r>
+      <w:r>
+        <w:rPr>
+          <w:b/>
+          <w:sz w:val="22"/>
+        </w:rPr>
+        <w:t>Evidence slot:</w:t>
+      </w:r>
+      <w:r>
+        <w:rPr>
+          <w:sz w:val="22"/>
+        </w:rPr>
+        <w:t xml:space="preserve"> — (assembles all eight slots) · </w:t>
+      </w:r>
+      <w:r>
+        <w:rPr>
+          <w:b/>
+          <w:sz w:val="22"/>
+        </w:rPr>
+        <w:t>Track modules:</w:t>
+      </w:r>
+      <w:r>
+        <w:rPr>
+          <w:sz w:val="22"/>
+        </w:rPr>
+        <w:t xml:space="preserve"> A0 context, B7</w:t>
+      </w:r>
+    </w:p>
+    <w:p>
+      <w:pPr>
+        <w:pStyle w:val="Heading3"/>
+      </w:pPr>
+      <w:r>
+        <w:rPr>
+          <w:color w:val="0D1B2E"/>
+        </w:rPr>
+        <w:t>Scope</w:t>
+      </w:r>
+    </w:p>
+    <w:p>
+      <w:pPr>
+        <w:spacing w:before="80" w:after="80"/>
+      </w:pPr>
+      <w:r>
+        <w:rPr>
+          <w:sz w:val="22"/>
+        </w:rPr>
+        <w:t xml:space="preserve">The series capstone: assembles the evidence from Books 01–15 into the formal FedRAMP 20x authorization package — an OSCAL AP+AR+POA&amp;M bundle, the ConMon program that keeps evidence fresh post-ATO, and the BOD 26-04 VDR/VER submission due December 7, 2026. Thesis: </w:t>
+      </w:r>
+      <w:r>
+        <w:rPr>
+          <w:b/>
+          <w:sz w:val="22"/>
+        </w:rPr>
+        <w:t>FedRAMP 20x replaces the 325-control audit with a KSI-evidence model, so authorization becomes a repeatable, machine-generated artifact sustained by cadenced monitoring</w:t>
+      </w:r>
+      <w:r>
+        <w:rPr>
+          <w:sz w:val="22"/>
+        </w:rPr>
+        <w:t xml:space="preserve"> rather than a one-time paperwork event.</w:t>
+      </w:r>
+    </w:p>
+    <w:p>
+      <w:pPr>
+        <w:pStyle w:val="Heading3"/>
+      </w:pPr>
+      <w:r>
+        <w:rPr>
+          <w:color w:val="0D1B2E"/>
+        </w:rPr>
+        <w:t>Learning objectives</w:t>
+      </w:r>
+    </w:p>
+    <w:p>
+      <w:pPr>
+        <w:pStyle w:val="ListBullet"/>
+      </w:pPr>
+      <w:r>
+        <w:rPr>
+          <w:sz w:val="22"/>
+        </w:rPr>
+        <w:t>Enumerate the FedRAMP 20x package components (OSCAL SSP/AP/AR/POA&amp;M, evidence books, VDR, training record) and their sources.</w:t>
+      </w:r>
+    </w:p>
+    <w:p>
+      <w:pPr>
+        <w:pStyle w:val="ListBullet"/>
+      </w:pPr>
+      <w:r>
+        <w:rPr>
+          <w:sz w:val="22"/>
+        </w:rPr>
+        <w:t>Generate and validate the OSCAL 1.0.4 bundle and explain the AP→AR→POA&amp;M UUID linkage.</w:t>
+      </w:r>
+    </w:p>
+    <w:p>
+      <w:pPr>
+        <w:pStyle w:val="ListBullet"/>
+      </w:pPr>
+      <w:r>
+        <w:rPr>
+          <w:sz w:val="22"/>
+        </w:rPr>
+        <w:t>Operate the CA-7 ConMon calendar across monthly, quarterly, semi-annual, and annual cadences.</w:t>
+      </w:r>
+    </w:p>
+    <w:p>
+      <w:pPr>
+        <w:pStyle w:val="ListBullet"/>
+      </w:pPr>
+      <w:r>
+        <w:rPr>
+          <w:sz w:val="22"/>
+        </w:rPr>
+        <w:t>Run the BOD 26-04 pipeline (Syft → Grype → OpenVEX via vexctl) and submit VDR/VER to CISA per format and deadline.</w:t>
+      </w:r>
+    </w:p>
+    <w:p>
+      <w:pPr>
+        <w:pStyle w:val="ListBullet"/>
+      </w:pPr>
+      <w:r>
+        <w:rPr>
+          <w:sz w:val="22"/>
+        </w:rPr>
+        <w:t>Apply the eight-slot evidence freshness rules and interpret the four Sentinel ConMon workbooks.</w:t>
+      </w:r>
+    </w:p>
+    <w:p>
+      <w:pPr>
+        <w:pStyle w:val="ListBullet"/>
+      </w:pPr>
+      <w:r>
+        <w:rPr>
+          <w:sz w:val="22"/>
+        </w:rPr>
+        <w:t>Map OSCAL AR risk entries into the PM-9 risk register and name residual risks outside KSI scope.</w:t>
+      </w:r>
+    </w:p>
+    <w:p>
+      <w:pPr>
+        <w:pStyle w:val="ListBullet"/>
+      </w:pPr>
+      <w:r>
+        <w:rPr>
+          <w:sz w:val="22"/>
+        </w:rPr>
+        <w:t>Execute the AO pre-submission checklist and day-of-submission procedure.</w:t>
+      </w:r>
+    </w:p>
+    <w:p>
+      <w:pPr>
+        <w:pStyle w:val="Heading3"/>
+      </w:pPr>
+      <w:r>
+        <w:rPr>
+          <w:color w:val="0D1B2E"/>
+        </w:rPr>
+        <w:t>Key concepts</w:t>
+      </w:r>
+    </w:p>
+    <w:p>
+      <w:pPr>
+        <w:pStyle w:val="ListBullet"/>
+      </w:pPr>
+      <w:r>
+        <w:rPr>
+          <w:sz w:val="22"/>
+        </w:rPr>
+        <w:t xml:space="preserve">The OSCAL bundle: </w:t>
+      </w:r>
+      <w:r>
+        <w:rPr>
+          <w:rFonts w:ascii="Consolas" w:hAnsi="Consolas"/>
+          <w:sz w:val="22"/>
+        </w:rPr>
+        <w:t>ksi-ap.json</w:t>
+      </w:r>
+      <w:r>
+        <w:rPr>
+          <w:sz w:val="22"/>
+        </w:rPr>
+        <w:t xml:space="preserve">, </w:t>
+      </w:r>
+      <w:r>
+        <w:rPr>
+          <w:rFonts w:ascii="Consolas" w:hAnsi="Consolas"/>
+          <w:sz w:val="22"/>
+        </w:rPr>
+        <w:t>ksi-ar.json</w:t>
+      </w:r>
+      <w:r>
+        <w:rPr>
+          <w:sz w:val="22"/>
+        </w:rPr>
+        <w:t xml:space="preserve">, </w:t>
+      </w:r>
+      <w:r>
+        <w:rPr>
+          <w:rFonts w:ascii="Consolas" w:hAnsi="Consolas"/>
+          <w:sz w:val="22"/>
+        </w:rPr>
+        <w:t>ksi-poam.json</w:t>
+      </w:r>
+      <w:r>
+        <w:rPr>
+          <w:sz w:val="22"/>
+        </w:rPr>
+        <w:t xml:space="preserve">, </w:t>
+      </w:r>
+      <w:r>
+        <w:rPr>
+          <w:rFonts w:ascii="Consolas" w:hAnsi="Consolas"/>
+          <w:sz w:val="22"/>
+        </w:rPr>
+        <w:t>artifact-index.json</w:t>
+      </w:r>
+      <w:r>
+        <w:rPr>
+          <w:sz w:val="22"/>
+        </w:rPr>
+        <w:t>.</w:t>
+      </w:r>
+    </w:p>
+    <w:p>
+      <w:pPr>
+        <w:pStyle w:val="ListBullet"/>
+      </w:pPr>
+      <w:r>
+        <w:rPr>
+          <w:sz w:val="22"/>
+        </w:rPr>
+        <w:t>The 29/29 KSI scorecard: 10 rules via the CISA ScuBA adapter (KSI-001..010), 19 via the AAN slot evaluator (KSI-011..029).</w:t>
+      </w:r>
+    </w:p>
+    <w:p>
+      <w:pPr>
+        <w:pStyle w:val="ListBullet"/>
+      </w:pPr>
+      <w:r>
+        <w:rPr>
+          <w:sz w:val="22"/>
+        </w:rPr>
+        <w:t>Zero-item POA&amp;M as the correct target state, with automatic gap extraction populating entries when a verdict slips.</w:t>
+      </w:r>
+    </w:p>
+    <w:p>
+      <w:pPr>
+        <w:pStyle w:val="ListBullet"/>
+      </w:pPr>
+      <w:r>
+        <w:rPr>
+          <w:sz w:val="22"/>
+        </w:rPr>
+        <w:t>Ten KSI themes mapped to the eight evidence slots.</w:t>
+      </w:r>
+    </w:p>
+    <w:p>
+      <w:pPr>
+        <w:pStyle w:val="ListBullet"/>
+      </w:pPr>
+      <w:r>
+        <w:rPr>
+          <w:sz w:val="22"/>
+        </w:rPr>
+        <w:t>BOD 26-04 artifact chain: Syft CycloneDX 1.6 → Grype VDR → OpenVEX VER → CISA submission.</w:t>
+      </w:r>
+    </w:p>
+    <w:p>
+      <w:pPr>
+        <w:pStyle w:val="ListBullet"/>
+      </w:pPr>
+      <w:r>
+        <w:rPr>
+          <w:sz w:val="22"/>
+        </w:rPr>
+        <w:t>Per-slot evidence freshness rules with named owners; four Sentinel ConMon workbooks (KSI Status, Control Drift, Vulnerability Backlog, Training Coverage).</w:t>
+      </w:r>
+    </w:p>
+    <w:p>
+      <w:pPr>
+        <w:pStyle w:val="ListBullet"/>
+      </w:pPr>
+      <w:r>
+        <w:rPr>
+          <w:sz w:val="22"/>
+        </w:rPr>
+        <w:t>Authorization timeline: Class A Aug 3 / Class B+C Aug 31 2026; 20x mandatory Jan 1, 2027.</w:t>
+      </w:r>
+    </w:p>
+    <w:p>
+      <w:pPr>
+        <w:pStyle w:val="Heading3"/>
+      </w:pPr>
+      <w:r>
+        <w:rPr>
+          <w:color w:val="0D1B2E"/>
+        </w:rPr>
+        <w:t>Deliverable sequence (artifact-shaped)</w:t>
+      </w:r>
+    </w:p>
+    <w:p>
+      <w:pPr>
+        <w:pStyle w:val="ListNumber"/>
+      </w:pPr>
+      <w:r>
+        <w:rPr>
+          <w:sz w:val="22"/>
+        </w:rPr>
+        <w:t>Generate the OSCAL bundle; confirm 29/29 satisfied and a zero-item POA&amp;M; archive to history.</w:t>
+      </w:r>
+    </w:p>
+    <w:p>
+      <w:pPr>
+        <w:pStyle w:val="ListNumber"/>
+      </w:pPr>
+      <w:r>
+        <w:rPr>
+          <w:sz w:val="22"/>
+        </w:rPr>
+        <w:t>Compile and upload the evidence books with a book→controls→KSI cross-reference index.</w:t>
+      </w:r>
+    </w:p>
+    <w:p>
+      <w:pPr>
+        <w:pStyle w:val="ListNumber"/>
+      </w:pPr>
+      <w:r>
+        <w:rPr>
+          <w:sz w:val="22"/>
+        </w:rPr>
+        <w:t>Run the BOD 26-04 pipeline; draft VEX for CVSS ≥ 7.0; submit to CISA by December 7, 2026.</w:t>
+      </w:r>
+    </w:p>
+    <w:p>
+      <w:pPr>
+        <w:pStyle w:val="ListNumber"/>
+      </w:pPr>
+      <w:r>
+        <w:rPr>
+          <w:sz w:val="22"/>
+        </w:rPr>
+        <w:t>Export and threshold-check the training-effectiveness-record (≥95%, six tiers, dates within 12 months).</w:t>
+      </w:r>
+    </w:p>
+    <w:p>
+      <w:pPr>
+        <w:pStyle w:val="ListNumber"/>
+      </w:pPr>
+      <w:r>
+        <w:rPr>
+          <w:sz w:val="22"/>
+        </w:rPr>
+        <w:t>Stand up ConMon: Sentinel dashboard, monthly AR automation, quarterly review in the PM-14 plan, ISSO in the PM-2 RACI.</w:t>
+      </w:r>
+    </w:p>
+    <w:p>
+      <w:pPr>
+        <w:pStyle w:val="ListNumber"/>
+      </w:pPr>
+      <w:r>
+        <w:rPr>
+          <w:sz w:val="22"/>
+        </w:rPr>
+        <w:t>Day of submission: final bundle, timestamped archive, structure validation, ZIP for the FedRAMP PMO.</w:t>
+      </w:r>
+    </w:p>
+    <w:p>
+      <w:pPr>
+        <w:pStyle w:val="Heading3"/>
+      </w:pPr>
+      <w:r>
+        <w:rPr>
+          <w:color w:val="0D1B2E"/>
+        </w:rPr>
+        <w:t>Compliance hooks</w:t>
+      </w:r>
+    </w:p>
+    <w:p>
+      <w:pPr>
+        <w:spacing w:before="80" w:after="80"/>
+      </w:pPr>
+      <w:r>
+        <w:rPr>
+          <w:sz w:val="22"/>
+        </w:rPr>
+        <w:t xml:space="preserve">CA-2, CA-5, CA-6, CA-7, CA-7(1), CA-7(3), RA-3, SA-15; SR-11 for BOD 26-04. Cadence tables also cite AT-2/AT-4, CP-2/CP-3, IR-2, RA-5, AC-6, AU-6, SI-4, SR-5/SR-6, PM-2/PM-9/PM-14. FedRAMP 20x: all 29 CR26 KSIs enumerated across the ten themes. </w:t>
+      </w:r>
+      <w:r>
+        <w:rPr>
+          <w:i/>
+          <w:sz w:val="22"/>
+        </w:rPr>
+        <w:t>Editor's note: the manuscript's preface says "31 CR26 KSIs" while every other section says 29 — an internal inconsistency to fix in the source.</w:t>
+      </w:r>
+    </w:p>
+    <w:p>
+      <w:pPr>
+        <w:pStyle w:val="Heading3"/>
+      </w:pPr>
+      <w:r>
+        <w:rPr>
+          <w:color w:val="0D1B2E"/>
+        </w:rPr>
+        <w:t>Prerequisites</w:t>
+      </w:r>
+    </w:p>
+    <w:p>
+      <w:pPr>
+        <w:spacing w:before="80" w:after="80"/>
+      </w:pPr>
+      <w:r>
+        <w:rPr>
+          <w:sz w:val="22"/>
+        </w:rPr>
+        <w:t>All of Books 01–15; leans specifically on Book 10 (Sentinel dashboard), Book 11 (CP tabletops), Book 12 (SBOM/VDR pipeline), Book 13 (PM-9 register, PM-14 plan), and Book 15 (training record).</w:t>
+      </w:r>
+    </w:p>
+    <w:p>
+      <w:pPr>
+        <w:pStyle w:val="Heading3"/>
+      </w:pPr>
+      <w:r>
+        <w:rPr>
+          <w:color w:val="0D1B2E"/>
+        </w:rPr>
+        <w:t>Labs</w:t>
+      </w:r>
+    </w:p>
+    <w:p>
+      <w:pPr>
+        <w:pStyle w:val="ListNumber"/>
+      </w:pPr>
+      <w:r>
+        <w:rPr>
+          <w:sz w:val="22"/>
+        </w:rPr>
+        <w:t>Generate the OSCAL bundle, then trace the AP→AR→POA&amp;M UUID links and verify the 29 finding verdicts programmatically.</w:t>
+      </w:r>
+    </w:p>
+    <w:p>
+      <w:pPr>
+        <w:pStyle w:val="ListNumber"/>
+      </w:pPr>
+      <w:r>
+        <w:rPr>
+          <w:sz w:val="22"/>
+        </w:rPr>
+        <w:t>Execute the full Syft → Grype → vexctl chain against a sample container and assemble a mock CISA VDR submission package.</w:t>
+      </w:r>
+    </w:p>
+    <w:p>
+      <w:pPr>
+        <w:pStyle w:val="ListNumber"/>
+      </w:pPr>
+      <w:r>
+        <w:rPr>
+          <w:sz w:val="22"/>
+        </w:rPr>
+        <w:t>Simulate a training-completion drop below 95%, regenerate the bundle, and observe automatic POA&amp;M creation and the CA-7(3) trend signal.</w:t>
+      </w:r>
+    </w:p>
+    <w:p>
+      <w:pPr>
+        <w:pStyle w:val="Heading3"/>
+      </w:pPr>
+      <w:r>
+        <w:rPr>
+          <w:color w:val="0D1B2E"/>
+        </w:rPr>
+        <w:t>Pitfalls the book calls out</w:t>
+      </w:r>
+    </w:p>
+    <w:p>
+      <w:pPr>
+        <w:pStyle w:val="ListBullet"/>
+      </w:pPr>
+      <w:r>
+        <w:rPr>
+          <w:sz w:val="22"/>
+        </w:rPr>
+        <w:t>Zero open KSI risks does not eliminate enterprise risk — mission, insider-threat, physical, and geopolitical supply-chain risks sit outside KSI scope.</w:t>
+      </w:r>
+    </w:p>
+    <w:p>
+      <w:pPr>
+        <w:pStyle w:val="ListBullet"/>
+      </w:pPr>
+      <w:r>
+        <w:rPr>
+          <w:sz w:val="22"/>
+        </w:rPr>
+        <w:t>A downward trend in the satisfied count must trigger a POA&amp;M entry; stale AR history breaks the CA-7(3) early warning.</w:t>
+      </w:r>
+    </w:p>
+    <w:p>
+      <w:pPr>
+        <w:pStyle w:val="ListBullet"/>
+      </w:pPr>
+      <w:r>
+        <w:rPr>
+          <w:sz w:val="22"/>
+        </w:rPr>
+        <w:t>Evidence goes stale silently — each slot has explicit freshness requirements (e.g., SBOM within 90 days at submission) that ConMon must enforce.</w:t>
+      </w:r>
+    </w:p>
+    <w:p>
+      <w:pPr>
+        <w:pStyle w:val="ListBullet"/>
+      </w:pPr>
+      <w:r>
+        <w:rPr>
+          <w:sz w:val="22"/>
+        </w:rPr>
+        <w:t>The book's own closing disclaimer: control-closure claims are advisory pending formal FedRAMP PMO / AO review — the package is not an ATO.</w:t>
+      </w:r>
+    </w:p>
+    <w:p>
+      <w:pPr>
+        <w:pStyle w:val="Heading3"/>
+      </w:pPr>
+      <w:r>
+        <w:rPr>
+          <w:color w:val="0D1B2E"/>
+        </w:rPr>
+        <w:t>Vendor training</w:t>
+      </w:r>
+    </w:p>
+    <w:p>
+      <w:pPr>
+        <w:spacing w:before="80" w:after="80"/>
+      </w:pPr>
+      <w:r>
+        <w:rPr>
+          <w:sz w:val="22"/>
+        </w:rPr>
+        <w:t>FedRAMP PMO materials, ISC2 / ISACA (governance framing).</w:t>
+      </w:r>
+    </w:p>
+    <w:p>
+      <w:pPr>
+        <w:spacing w:before="80" w:after="80"/>
+      </w:pPr>
+      <w:r>
+        <w:rPr>
+          <w:b/>
+          <w:sz w:val="22"/>
+        </w:rPr>
+        <w:t>Previous:</w:t>
+      </w:r>
+      <w:r>
+        <w:rPr>
+          <w:sz w:val="22"/>
+        </w:rPr>
+        <w:t xml:space="preserve"> Book 15 · </w:t>
       </w:r>
       <w:r>
         <w:rPr>
@@ -19486,7 +21385,7 @@
         <w:rPr>
           <w:sz w:val="22"/>
         </w:rPr>
-        <w:t>Modules B2 (SD-WAN/SASE) and B6 (continuity/SBOM/governance) intentionally have no tenant page yet: B2 needs vendor SD-WAN gear or eval licenses (track via the vendor catalog), and B6's labs are document- and CI-shaped (SBOM workflow on any repo, tabletop exercise) — they run anywhere.</w:t>
+        <w:t>Modules B2 (SD-WAN/SASE), B6 (continuity/SBOM/governance), and B7 (authorize &amp; operate) intentionally have no tenant page yet: B2 needs vendor SD-WAN gear or eval licenses (track via the vendor catalog), while B6's and B7's labs are document- and CI-shaped (SBOM workflow on any repo, tabletop exercise, OSCAL bundle generation, training-record JSON validation) — they run anywhere, Tier F.</w:t>
       </w:r>
     </w:p>
     <w:p>
